--- a/All_Books/08 BEFORE US/Word version/BEFORE_US_zh.docx
+++ b/All_Books/08 BEFORE US/Word version/BEFORE_US_zh.docx
@@ -4833,37 +4833,41 @@
         <w:rPr>
           <w:rFonts w:ascii="Yu Gothic" w:eastAsia="Yu Gothic" w:hAnsi="Yu Gothic" w:cs="Yu Gothic" w:hint="eastAsia"/>
         </w:rPr>
-        <w:t>當第一個大週期的黃金時代走向終結，由於當時地球上絕大多數生命無法挽救的道德敗壞，一場極其可怕的「大清洗」、一場全面的毀滅被神安排來終結那整個大週期。那個時期的地球，據我所「看到」，經歷了一場極大規模的解體，可以想像成被「炸毀」成無數碎片，之後再由眾神以偉大的神力與無限的慈悲，用宇宙的基礎物質將其完全重塑，建造出我們現在所處的第二個大週期的新地球。</w:t>
-      </w:r>
-    </w:p>
-    <w:p>
-      <w:pPr>
-        <w:pStyle w:val="NormalWeb"/>
-        <w:jc w:val="both"/>
-        <w:rPr>
-          <w:rFonts w:ascii="Yu Gothic" w:eastAsia="Yu Gothic" w:hAnsi="Yu Gothic" w:cs="Yu Gothic"/>
-        </w:rPr>
-      </w:pPr>
-      <w:r>
-        <w:rPr>
-          <w:rFonts w:ascii="Yu Gothic" w:eastAsia="Yu Gothic" w:hAnsi="Yu Gothic" w:cs="Yu Gothic" w:hint="eastAsia"/>
-          <w:highlight w:val="yellow"/>
+        <w:t>當第一個大週期的黃金時代走向終結，由於當時地球上絕大多數生命無法挽救的道德敗壞，一場極其可怕的「大清洗」、一場全面的毀滅被神安排來終結那整個大週期。那個時期的地球，據我所「看到」，經歷了一場極大規模的解體，可以想像成被「炸毀」成無數碎片，之後再由眾神以偉大的神力與無限的慈悲，</w:t>
+      </w:r>
+      <w:r>
+        <w:rPr>
+          <w:rFonts w:ascii="Yu Gothic" w:eastAsia="Yu Gothic" w:hAnsi="Yu Gothic" w:cs="Yu Gothic" w:hint="eastAsia"/>
+        </w:rPr>
+        <w:t>用宇宙的基礎物質將其完全重塑，建造出我們現在所處的第二個大週期的新地球。</w:t>
+      </w:r>
+    </w:p>
+    <w:p>
+      <w:pPr>
+        <w:pStyle w:val="NormalWeb"/>
+        <w:jc w:val="both"/>
+        <w:rPr>
+          <w:rFonts w:ascii="Yu Gothic" w:eastAsia="Yu Gothic" w:hAnsi="Yu Gothic" w:cs="Yu Gothic"/>
+        </w:rPr>
+      </w:pPr>
+      <w:r>
+        <w:rPr>
+          <w:rFonts w:ascii="Yu Gothic" w:eastAsia="Yu Gothic" w:hAnsi="Yu Gothic" w:cs="Yu Gothic" w:hint="eastAsia"/>
         </w:rPr>
         <w:t>而在那末世的背景下，月球的命運變得極其特殊。在舊地球被完全摧毀之前，黃金時代那些最具智慧的賢者、最高深的修煉者，憑藉預知並在神與創世主的直接指引下，執</w:t>
       </w:r>
       <w:r>
         <w:rPr>
           <w:rFonts w:ascii="Yu Gothic" w:eastAsia="Yu Gothic" w:hAnsi="Yu Gothic" w:cs="Yu Gothic" w:hint="eastAsia"/>
-          <w:highlight w:val="yellow"/>
         </w:rPr>
         <w:lastRenderedPageBreak/>
-        <w:t>行了一項非凡的計畫</w:t>
-      </w:r>
-      <w:r>
-        <w:rPr>
-          <w:rFonts w:ascii="Yu Gothic" w:eastAsia="Yu Gothic" w:hAnsi="Yu Gothic" w:cs="Yu Gothic" w:hint="eastAsia"/>
-        </w:rPr>
-        <w:t>，一場偉大的「撤離」。月球——這艘宇宙飛船，他們的第二家園及堡壘——被以純淨的意念和心靈能量操控，暫時離開了地球軌道，移出了那片可怕的毀滅區域。它不僅帶走了那個文明的精華種子、珍貴的宇宙知識，還帶走了一定數量的最純善的人類，那些重要的生命火種，以保護他們度過宇宙的大劫難。</w:t>
+        <w:t>行了一項非凡的計畫，</w:t>
+      </w:r>
+      <w:r>
+        <w:rPr>
+          <w:rFonts w:ascii="Yu Gothic" w:eastAsia="Yu Gothic" w:hAnsi="Yu Gothic" w:cs="Yu Gothic" w:hint="eastAsia"/>
+        </w:rPr>
+        <w:t>一場偉大的「撤離」。月球——這艘宇宙飛船，他們的第二家園及堡壘——被以純淨的意念和心靈能量操控，暫時離開了地球軌道，移出了那片可怕的毀滅區域。它不僅帶走了那個文明的精華種子、珍貴的宇宙知識，還帶走了一定數量的最純善的人類，那些重要的生命火種，以保護他們度過宇宙的大劫難。</w:t>
       </w:r>
     </w:p>
     <w:p>
@@ -5476,7 +5480,7 @@
         <w:pStyle w:val="NormalWeb"/>
         <w:jc w:val="both"/>
         <w:rPr>
-          <w:rFonts w:ascii="Yu Gothic" w:eastAsia="Yu Gothic" w:hAnsi="Yu Gothic" w:cs="Yu Gothic" w:hint="eastAsia"/>
+          <w:rFonts w:ascii="Yu Gothic" w:eastAsia="Yu Gothic" w:hAnsi="Yu Gothic" w:cs="Yu Gothic"/>
         </w:rPr>
       </w:pPr>
       <w:r>
@@ -5500,19 +5504,11 @@
           <w:rFonts w:ascii="Yu Gothic" w:eastAsia="Yu Gothic" w:hAnsi="Yu Gothic" w:cs="Yu Gothic"/>
         </w:rPr>
       </w:pPr>
-      <w:bookmarkStart w:id="0" w:name="_GoBack"/>
-      <w:r>
-        <w:rPr>
-          <w:rFonts w:ascii="Yu Gothic" w:eastAsia="Yu Gothic" w:hAnsi="Yu Gothic" w:cs="Yu Gothic" w:hint="eastAsia"/>
-        </w:rPr>
-        <w:t>當它回歸時，月球基本上仍保留著其源自黃金時代的結構與潛能。</w:t>
-      </w:r>
-      <w:bookmarkEnd w:id="0"/>
-      <w:r>
-        <w:rPr>
-          <w:rFonts w:ascii="Yu Gothic" w:eastAsia="Yu Gothic" w:hAnsi="Yu Gothic" w:cs="Yu Gothic" w:hint="eastAsia"/>
-        </w:rPr>
-        <w:t>它繼續執行維持新地球平衡的基本功能。然而，它是否能完全發揮其巔峰時期的所有超凡能力，則取決於第二個大週期中各個文明的認知水平與道德程度。</w:t>
+      <w:r>
+        <w:rPr>
+          <w:rFonts w:ascii="Yu Gothic" w:eastAsia="Yu Gothic" w:hAnsi="Yu Gothic" w:cs="Yu Gothic" w:hint="eastAsia"/>
+        </w:rPr>
+        <w:t>當它回歸時，月球基本上仍保留著其源自黃金時代的結構與潛能。它繼續執行維持新地球平衡的基本功能。然而，它是否能完全發揮其巔峰時期的所有超凡能力，則取決於第二個大週期中各個文明的認知水平與道德程度。</w:t>
       </w:r>
     </w:p>
     <w:p>
@@ -7257,7 +7253,15 @@
         <w:rPr>
           <w:rFonts w:ascii="Yu Gothic" w:eastAsia="Yu Gothic" w:hAnsi="Yu Gothic" w:cs="Yu Gothic" w:hint="eastAsia"/>
         </w:rPr>
-        <w:t>可能有一個人造的「中央太陽」，一個巨大的能量球體，位於那片中空空間的中心位置。這個球體並非像我們的太陽那樣進行著核融合反應，而可能是一種先進的技術，基於我們尚未知曉的能量原理——可能是晶體能量、磁場能量，或是一種被捕獲並轉化的宇宙能量——來發光發熱。這種光可能不如直射的太陽光那般強烈刺眼，而是更柔和、更穩定，透過調節強度來創造出人造的「晝夜」循環。</w:t>
+        <w:t>可能有一個人造的「中央太陽」，一個巨大的能量球體，位於那片中空空間的中心位置。這個球體並非像我們的太陽那樣進行著核融合反應，而可能是一種先進的技術，基於我們尚未知曉的能量原理——可能是晶體能量、磁場能量，或是一種被捕獲並轉化的宇宙能量——來發光發熱。這種光可能不如直射的太陽光那般強烈刺眼，而是更柔和、更穩定，透過調節強度來創造出人造的「晝夜」循</w:t>
+      </w:r>
+      <w:bookmarkStart w:id="0" w:name="_GoBack"/>
+      <w:bookmarkEnd w:id="0"/>
+      <w:r>
+        <w:rPr>
+          <w:rFonts w:ascii="Yu Gothic" w:eastAsia="Yu Gothic" w:hAnsi="Yu Gothic" w:cs="Yu Gothic" w:hint="eastAsia"/>
+        </w:rPr>
+        <w:t>環。</w:t>
       </w:r>
     </w:p>
     <w:p>
@@ -21214,7 +21218,7 @@
           <w:rPr>
             <w:noProof/>
           </w:rPr>
-          <w:t>56</w:t>
+          <w:t>74</w:t>
         </w:r>
         <w:r>
           <w:rPr>
